--- a/output/site/dotnet/resume.uk.docx
+++ b/output/site/dotnet/resume.uk.docx
@@ -49,7 +49,7 @@
         <w:t xml:space="preserve">Бекенд: </w:t>
       </w:r>
       <w:r>
-        <w:t>C#, .NET 7, ASP.NET Core, Web API, SignalR, Worker Services, Hangfire</w:t>
+        <w:t>C#, .NET 7, ASP.NET Core, Web API, EF Core 7</w:t>
       </w:r>
     </w:p>
     <w:p>
@@ -60,7 +60,18 @@
         <w:t xml:space="preserve">Дані: </w:t>
       </w:r>
       <w:r>
-        <w:t>MS SQL Server, T-SQL, EF Core 7, PostgreSQL, SSIS, SSRS</w:t>
+        <w:t>MS SQL Server, T-SQL, PostgreSQL</w:t>
+      </w:r>
+    </w:p>
+    <w:p>
+      <w:r>
+        <w:rPr>
+          <w:b/>
+        </w:rPr>
+        <w:t xml:space="preserve">Доступи: </w:t>
+      </w:r>
+      <w:r>
+        <w:t>OpenID Connect, ADFS, Kerberos</w:t>
       </w:r>
     </w:p>
     <w:p>
@@ -71,51 +82,7 @@
         <w:t xml:space="preserve">Фронтенд: </w:t>
       </w:r>
       <w:r>
-        <w:t>Angular 13, TypeScript, Kendo UI, Razor</w:t>
-      </w:r>
-    </w:p>
-    <w:p>
-      <w:r>
-        <w:rPr>
-          <w:b/>
-        </w:rPr>
-        <w:t xml:space="preserve">Доступи: </w:t>
-      </w:r>
-      <w:r>
-        <w:t>OpenID Connect, OAuth2, JWT, ADFS, Kerberos, Active Directory, RBAC</w:t>
-      </w:r>
-    </w:p>
-    <w:p>
-      <w:r>
-        <w:rPr>
-          <w:b/>
-        </w:rPr>
-        <w:t xml:space="preserve">Інтеграції: </w:t>
-      </w:r>
-      <w:r>
-        <w:t>Kafka, EDI, M.E.Doc, Oracle EBS, 1С, BizTalk, WCF</w:t>
-      </w:r>
-    </w:p>
-    <w:p>
-      <w:r>
-        <w:rPr>
-          <w:b/>
-        </w:rPr>
-        <w:t xml:space="preserve">Якість: </w:t>
-      </w:r>
-      <w:r>
-        <w:t>xUnit, NSubstitute, SonarQube, Jenkins, Docker, Serilog, Elastic APM</w:t>
-      </w:r>
-    </w:p>
-    <w:p>
-      <w:r>
-        <w:rPr>
-          <w:b/>
-        </w:rPr>
-        <w:t xml:space="preserve">Підходи: </w:t>
-      </w:r>
-      <w:r>
-        <w:t>Модульний моноліт, Модернізація legacy, Робота в проді 24/7</w:t>
+        <w:t>Angular 13, TypeScript</w:t>
       </w:r>
     </w:p>
     <w:p>
@@ -144,14 +111,6 @@
         <w:pStyle w:val="ListBullet"/>
       </w:pPr>
       <w:r>
-        <w:t>Клієнтські проєкти: NestJS з Prisma і PostgreSQL, Next.js 16 з React 19, мобільний застосунок на Expo з картами MapLibre.</w:t>
-      </w:r>
-    </w:p>
-    <w:p>
-      <w:pPr>
-        <w:pStyle w:val="ListBullet"/>
-      </w:pPr>
-      <w:r>
         <w:t>Щоденна робота з ІІ-агентами: MCP-сервери, власні субагенти та хуки, свій CDP-інспектор браузера як інструмент для агентів.</w:t>
       </w:r>
     </w:p>
@@ -160,12 +119,20 @@
         <w:rPr>
           <w:b/>
         </w:rPr>
-        <w:t>Провідний прикладний програміст, АТБ-Маркет, Дніпро</w:t>
+        <w:t>Провідний прикладний програміст, АТБ-Маркет (найбільша продуктова мережа України), Дніпро</w:t>
       </w:r>
     </w:p>
     <w:p>
       <w:r>
         <w:t>2016-06 — донині</w:t>
+      </w:r>
+    </w:p>
+    <w:p>
+      <w:pPr>
+        <w:pStyle w:val="ListBullet"/>
+      </w:pPr>
+      <w:r>
+        <w:t>UAM: система керування доступом для 2000+ користувачів на OpenID Connect, ADFS і Kerberos.</w:t>
       </w:r>
     </w:p>
     <w:p>
@@ -181,14 +148,6 @@
         <w:pStyle w:val="ListBullet"/>
       </w:pPr>
       <w:r>
-        <w:t>UAM: система керування доступом для 2000+ користувачів на OpenID Connect, ADFS і Kerberos.</w:t>
-      </w:r>
-    </w:p>
-    <w:p>
-      <w:pPr>
-        <w:pStyle w:val="ListBullet"/>
-      </w:pPr>
-      <w:r>
         <w:t>Інтеграції мережі: EDI та ЕДО, M.E.Doc, Oracle EBS, 1С, Kafka, BizTalk, SSIS та SSRS.</w:t>
       </w:r>
     </w:p>
@@ -197,23 +156,7 @@
         <w:pStyle w:val="ListBullet"/>
       </w:pPr>
       <w:r>
-        <w:t>Фіскальні зміни наскрізь по системах: еАкциз і АЕД, УКТЗЕД, митні спрощення, ставки ПДВ — у працюючій мережі.</w:t>
-      </w:r>
-    </w:p>
-    <w:p>
-      <w:pPr>
-        <w:pStyle w:val="ListBullet"/>
-      </w:pPr>
-      <w:r>
         <w:t>Інженерна практика: тести на xUnit і NSubstitute, SonarQube та Jenkins, Serilog, Docker, приватний NuGet.</w:t>
-      </w:r>
-    </w:p>
-    <w:p>
-      <w:pPr>
-        <w:pStyle w:val="ListBullet"/>
-      </w:pPr>
-      <w:r>
-        <w:t>Відповідаю за клієнтську частину торгової системи мережі: 955 модулів, 828 форм, MS SQL — документи постачання, ціни, фіскальні накладні.</w:t>
       </w:r>
     </w:p>
     <w:p>
@@ -235,14 +178,6 @@
       </w:pPr>
       <w:r>
         <w:t>Комп'ютерна інженерія · комп'ютерні системи та мережі — Запорізький інститут економіки та інформаційних технологій (2008 — 2011)</w:t>
-      </w:r>
-    </w:p>
-    <w:p>
-      <w:pPr>
-        <w:pStyle w:val="ListBullet"/>
-      </w:pPr>
-      <w:r>
-        <w:t>Angular 9 — Luxoft (2021)</w:t>
       </w:r>
     </w:p>
     <w:p>
